--- a/BTP-Reproduction/text-failure-study/BTP_TextFailure_Report.docx
+++ b/BTP-Reproduction/text-failure-study/BTP_TextFailure_Report.docx
@@ -3077,7 +3077,7 @@
           <w:sz w:val="18"/>
           <w:szCs w:val="18"/>
         </w:rPr>
-        <w:t xml:space="preserve">Final state tagged v1.0-text-failure-study  ·  content commit: __COMMIT_HASH__</w:t>
+        <w:t xml:space="preserve">Final state tagged v1.0-text-failure-study  ·  content commit: 4475c2881c40c30cb8a09f0c352e29522d25e284</w:t>
       </w:r>
     </w:p>
     <w:sectPr>
